--- a/ind/docx/63.content.docx
+++ b/ind/docx/63.content.docx
@@ -19,7 +19,7 @@
         <w:rPr>
           <w:lang w:val="id_ID" w:bidi="id_ID"/>
         </w:rPr>
-        <w:t>Resource: Tyndale Open Study Notes</w:t>
+        <w:t>Resource: Aquifer Open Study Notes</w:t>
       </w:r>
       <w:r>
         <w:rPr>
@@ -112,7 +112,7 @@
         <w:rPr>
           <w:lang w:val="id_ID" w:bidi="id_ID"/>
         </w:rPr>
-        <w:t>Tyndale Open Study Notes</w:t>
+        <w:t>Aquifer Open Study Notes</w:t>
       </w:r>
     </w:p>
     <w:p>

--- a/ind/docx/63.content.docx
+++ b/ind/docx/63.content.docx
@@ -246,72 +246,48 @@
         </w:rPr>
         <w:t xml:space="preserve"> untuk menegaskan otoritasnya di gereja. • kepada Ibu yang terpilih (Yunani kuria) dan anak-anaknya: Kata Yunani kuria mungkin adalah nama individu tertentu; lebih mungkin, ini merujuk pada gereja lokal tertentu dan para jemaatnya (bdk. </w:t>
       </w:r>
-      <w:hyperlink r:id="rId13">
-        <w:r>
-          <w:rPr>
-            <w:lang w:val="id_ID" w:bidi="id_ID"/>
-          </w:rPr>
-          <w:rPr>
-            <w:color w:val="0000EE"/>
-            <w:u w:val="single"/>
-          </w:rPr>
-          <w:t>2Yoh. 1:13</w:t>
-        </w:r>
-      </w:hyperlink>
+      <w:r>
+        <w:rPr>
+          <w:lang w:val="id_ID" w:bidi="id_ID"/>
+        </w:rPr>
+        <w:t>2Yoh. 1:13</w:t>
+      </w:r>
       <w:r>
         <w:rPr>
           <w:lang w:val="id_ID" w:bidi="id_ID"/>
         </w:rPr>
         <w:t xml:space="preserve">). • yang benar-benar aku kasihi: Ini bisa berarti “benar-benar mengasihi” (lihat </w:t>
       </w:r>
-      <w:hyperlink r:id="rId14">
-        <w:r>
-          <w:rPr>
-            <w:lang w:val="id_ID" w:bidi="id_ID"/>
-          </w:rPr>
-          <w:rPr>
-            <w:color w:val="0000EE"/>
-            <w:u w:val="single"/>
-          </w:rPr>
-          <w:t>2Yoh. 1:5–6</w:t>
-        </w:r>
-      </w:hyperlink>
+      <w:r>
+        <w:rPr>
+          <w:lang w:val="id_ID" w:bidi="id_ID"/>
+        </w:rPr>
+        <w:t>2Yoh. 1:5–6</w:t>
+      </w:r>
       <w:r>
         <w:rPr>
           <w:lang w:val="id_ID" w:bidi="id_ID"/>
         </w:rPr>
         <w:t>) atau, lebih mungkin, ini merujuk pada kasih antara mereka yang mengakui kebenaran yang sama tentang Kristus sebagai kontras dengan kebohongan para pengajar palsu (</w:t>
       </w:r>
-      <w:hyperlink r:id="rId15">
-        <w:r>
-          <w:rPr>
-            <w:lang w:val="id_ID" w:bidi="id_ID"/>
-          </w:rPr>
-          <w:rPr>
-            <w:color w:val="0000EE"/>
-            <w:u w:val="single"/>
-          </w:rPr>
-          <w:t>2Yoh. 1:7</w:t>
-        </w:r>
-      </w:hyperlink>
+      <w:r>
+        <w:rPr>
+          <w:lang w:val="id_ID" w:bidi="id_ID"/>
+        </w:rPr>
+        <w:t>2Yoh. 1:7</w:t>
+      </w:r>
       <w:r>
         <w:rPr>
           <w:lang w:val="id_ID" w:bidi="id_ID"/>
         </w:rPr>
         <w:t xml:space="preserve">; lihat </w:t>
       </w:r>
-      <w:hyperlink r:id="rId16">
-        <w:r>
-          <w:rPr>
-            <w:lang w:val="id_ID" w:bidi="id_ID"/>
-          </w:rPr>
-          <w:rPr>
-            <w:color w:val="0000EE"/>
-            <w:u w:val="single"/>
-          </w:rPr>
-          <w:t>1Yoh. 2:21–23</w:t>
-        </w:r>
-      </w:hyperlink>
+      <w:r>
+        <w:rPr>
+          <w:lang w:val="id_ID" w:bidi="id_ID"/>
+        </w:rPr>
+        <w:t>1Yoh. 2:21–23</w:t>
+      </w:r>
       <w:r>
         <w:rPr>
           <w:lang w:val="id_ID" w:bidi="id_ID"/>
@@ -379,18 +355,12 @@
         </w:rPr>
         <w:t xml:space="preserve">Yohanes memulai dengan pengantar resmi untuk sebuah surat pribadi. • Yohanes menyebutkan kebenaran empat kali dalam pengantar singkat ini dan sekali dalam </w:t>
       </w:r>
-      <w:hyperlink r:id="rId17">
-        <w:r>
-          <w:rPr>
-            <w:lang w:val="id_ID" w:bidi="id_ID"/>
-          </w:rPr>
-          <w:rPr>
-            <w:color w:val="0000EE"/>
-            <w:u w:val="single"/>
-          </w:rPr>
-          <w:t>2Yoh. 1:4</w:t>
-        </w:r>
-      </w:hyperlink>
+      <w:r>
+        <w:rPr>
+          <w:lang w:val="id_ID" w:bidi="id_ID"/>
+        </w:rPr>
+        <w:t>2Yoh. 1:4</w:t>
+      </w:r>
       <w:r>
         <w:rPr>
           <w:lang w:val="id_ID" w:bidi="id_ID"/>
@@ -445,18 +415,12 @@
         </w:rPr>
         <w:t xml:space="preserve">Kasih orang Kristen berakar pada pemahaman akan kebenaran. Kebenaran yang hidup dalam diri kita lebih dari sekadar fakta atau doktrin; itu adalah kehadiran Allah (lihat </w:t>
       </w:r>
-      <w:hyperlink r:id="rId18">
-        <w:r>
-          <w:rPr>
-            <w:lang w:val="id_ID" w:bidi="id_ID"/>
-          </w:rPr>
-          <w:rPr>
-            <w:color w:val="0000EE"/>
-            <w:u w:val="single"/>
-          </w:rPr>
-          <w:t>Yoh. 14:15–17</w:t>
-        </w:r>
-      </w:hyperlink>
+      <w:r>
+        <w:rPr>
+          <w:lang w:val="id_ID" w:bidi="id_ID"/>
+        </w:rPr>
+        <w:t>Yoh. 14:15–17</w:t>
+      </w:r>
       <w:r>
         <w:rPr>
           <w:lang w:val="id_ID" w:bidi="id_ID"/>
@@ -572,54 +536,36 @@
         </w:rPr>
         <w:t>Yohanes kini menerapkan kebenaran dan kasih yang disebutkannya dalam pendahuluan (</w:t>
       </w:r>
-      <w:hyperlink r:id="rId19">
-        <w:r>
-          <w:rPr>
-            <w:lang w:val="id_ID" w:bidi="id_ID"/>
-          </w:rPr>
-          <w:rPr>
-            <w:color w:val="0000EE"/>
-            <w:u w:val="single"/>
-          </w:rPr>
-          <w:t>2Yoh. 1:1–3</w:t>
-        </w:r>
-      </w:hyperlink>
+      <w:r>
+        <w:rPr>
+          <w:lang w:val="id_ID" w:bidi="id_ID"/>
+        </w:rPr>
+        <w:t>2Yoh. 1:1–3</w:t>
+      </w:r>
       <w:r>
         <w:rPr>
           <w:lang w:val="id_ID" w:bidi="id_ID"/>
         </w:rPr>
         <w:t>) pada situasi yang dihadapi para pembaca. Hidup dalam kebenaran dan kasih berarti menjaga persekutuan dengan orang Kristen sejati (</w:t>
       </w:r>
-      <w:hyperlink r:id="rId20">
-        <w:r>
-          <w:rPr>
-            <w:lang w:val="id_ID" w:bidi="id_ID"/>
-          </w:rPr>
-          <w:rPr>
-            <w:color w:val="0000EE"/>
-            <w:u w:val="single"/>
-          </w:rPr>
-          <w:t>2Yoh. 1:4–6</w:t>
-        </w:r>
-      </w:hyperlink>
+      <w:r>
+        <w:rPr>
+          <w:lang w:val="id_ID" w:bidi="id_ID"/>
+        </w:rPr>
+        <w:t>2Yoh. 1:4–6</w:t>
+      </w:r>
       <w:r>
         <w:rPr>
           <w:lang w:val="id_ID" w:bidi="id_ID"/>
         </w:rPr>
         <w:t>), tetapi juga membedakan guru-guru palsu dan menolak untuk mendengarkan atau membantu mereka (</w:t>
       </w:r>
-      <w:hyperlink r:id="rId21">
-        <w:r>
-          <w:rPr>
-            <w:lang w:val="id_ID" w:bidi="id_ID"/>
-          </w:rPr>
-          <w:rPr>
-            <w:color w:val="0000EE"/>
-            <w:u w:val="single"/>
-          </w:rPr>
-          <w:t>2Yoh. 1:7–11</w:t>
-        </w:r>
-      </w:hyperlink>
+      <w:r>
+        <w:rPr>
+          <w:lang w:val="id_ID" w:bidi="id_ID"/>
+        </w:rPr>
+        <w:t>2Yoh. 1:7–11</w:t>
+      </w:r>
       <w:r>
         <w:rPr>
           <w:lang w:val="id_ID" w:bidi="id_ID"/>
@@ -747,18 +693,12 @@
         </w:rPr>
         <w:t xml:space="preserve">Banyak penyesat telah muncul dan pergi ke seluruh dunia: Para pengikut Doketisme menyangkali bahwa Yesus Kristus datang dalam tubuh nyata. Yohanes membantah ajaran sesat ini dalam surat pertamanya (lihat </w:t>
       </w:r>
-      <w:hyperlink r:id="rId22">
-        <w:r>
-          <w:rPr>
-            <w:lang w:val="id_ID" w:bidi="id_ID"/>
-          </w:rPr>
-          <w:rPr>
-            <w:color w:val="0000EE"/>
-            <w:u w:val="single"/>
-          </w:rPr>
-          <w:t>1Yoh. 4:2–3</w:t>
-        </w:r>
-      </w:hyperlink>
+      <w:r>
+        <w:rPr>
+          <w:lang w:val="id_ID" w:bidi="id_ID"/>
+        </w:rPr>
+        <w:t>1Yoh. 4:2–3</w:t>
+      </w:r>
       <w:r>
         <w:rPr>
           <w:lang w:val="id_ID" w:bidi="id_ID"/>
@@ -839,18 +779,12 @@
         </w:rPr>
         <w:t>Kami: Kata ini merujuk kepada para rasul dan rekan-rekan mereka. Para rasul mengajarkan kebenaran dan membelanya dari ajaran sesat, dan orang-orang percaya (disebut sebagai kamu) diingatkan untuk melindungi iman mereka dari ajaran yang dapat merusak mereka (</w:t>
       </w:r>
-      <w:hyperlink r:id="rId23">
-        <w:r>
-          <w:rPr>
-            <w:lang w:val="id_ID" w:bidi="id_ID"/>
-          </w:rPr>
-          <w:rPr>
-            <w:color w:val="0000EE"/>
-            <w:u w:val="single"/>
-          </w:rPr>
-          <w:t>2Yoh. 1:9</w:t>
-        </w:r>
-      </w:hyperlink>
+      <w:r>
+        <w:rPr>
+          <w:lang w:val="id_ID" w:bidi="id_ID"/>
+        </w:rPr>
+        <w:t>2Yoh. 1:9</w:t>
+      </w:r>
       <w:r>
         <w:rPr>
           <w:lang w:val="id_ID" w:bidi="id_ID"/>
@@ -979,126 +913,84 @@
         </w:rPr>
         <w:t xml:space="preserve">Orang percaya tidak boleh mengundang seseorang yang tidak mengajarkan kebenaran tentang Kristus ke dalam rumah mereka. Gereja mula-mula berkumpul di rumah-rumah (lihat </w:t>
       </w:r>
-      <w:hyperlink r:id="rId24">
-        <w:r>
-          <w:rPr>
-            <w:lang w:val="id_ID" w:bidi="id_ID"/>
-          </w:rPr>
-          <w:rPr>
-            <w:color w:val="0000EE"/>
-            <w:u w:val="single"/>
-          </w:rPr>
-          <w:t>Kisah 2:46</w:t>
-        </w:r>
-      </w:hyperlink>
+      <w:r>
+        <w:rPr>
+          <w:lang w:val="id_ID" w:bidi="id_ID"/>
+        </w:rPr>
+        <w:t>Kisah 2:46</w:t>
+      </w:r>
       <w:r>
         <w:rPr>
           <w:lang w:val="id_ID" w:bidi="id_ID"/>
         </w:rPr>
         <w:t xml:space="preserve">; </w:t>
       </w:r>
-      <w:hyperlink r:id="rId25">
-        <w:r>
-          <w:rPr>
-            <w:lang w:val="id_ID" w:bidi="id_ID"/>
-          </w:rPr>
-          <w:rPr>
-            <w:color w:val="0000EE"/>
-            <w:u w:val="single"/>
-          </w:rPr>
-          <w:t>5:42</w:t>
-        </w:r>
-      </w:hyperlink>
+      <w:r>
+        <w:rPr>
+          <w:lang w:val="id_ID" w:bidi="id_ID"/>
+        </w:rPr>
+        <w:t>5:42</w:t>
+      </w:r>
       <w:r>
         <w:rPr>
           <w:lang w:val="id_ID" w:bidi="id_ID"/>
         </w:rPr>
         <w:t xml:space="preserve">; </w:t>
       </w:r>
-      <w:hyperlink r:id="rId26">
-        <w:r>
-          <w:rPr>
-            <w:lang w:val="id_ID" w:bidi="id_ID"/>
-          </w:rPr>
-          <w:rPr>
-            <w:color w:val="0000EE"/>
-            <w:u w:val="single"/>
-          </w:rPr>
-          <w:t>8:3</w:t>
-        </w:r>
-      </w:hyperlink>
+      <w:r>
+        <w:rPr>
+          <w:lang w:val="id_ID" w:bidi="id_ID"/>
+        </w:rPr>
+        <w:t>8:3</w:t>
+      </w:r>
       <w:r>
         <w:rPr>
           <w:lang w:val="id_ID" w:bidi="id_ID"/>
         </w:rPr>
         <w:t xml:space="preserve">; </w:t>
       </w:r>
-      <w:hyperlink r:id="rId27">
-        <w:r>
-          <w:rPr>
-            <w:lang w:val="id_ID" w:bidi="id_ID"/>
-          </w:rPr>
-          <w:rPr>
-            <w:color w:val="0000EE"/>
-            <w:u w:val="single"/>
-          </w:rPr>
-          <w:t>12:5</w:t>
-        </w:r>
-      </w:hyperlink>
+      <w:r>
+        <w:rPr>
+          <w:lang w:val="id_ID" w:bidi="id_ID"/>
+        </w:rPr>
+        <w:t>12:5</w:t>
+      </w:r>
       <w:r>
         <w:rPr>
           <w:lang w:val="id_ID" w:bidi="id_ID"/>
         </w:rPr>
         <w:t xml:space="preserve">, </w:t>
       </w:r>
-      <w:hyperlink r:id="rId28">
-        <w:r>
-          <w:rPr>
-            <w:lang w:val="id_ID" w:bidi="id_ID"/>
-          </w:rPr>
-          <w:rPr>
-            <w:color w:val="0000EE"/>
-            <w:u w:val="single"/>
-          </w:rPr>
-          <w:t>12</w:t>
-        </w:r>
-      </w:hyperlink>
+      <w:r>
+        <w:rPr>
+          <w:lang w:val="id_ID" w:bidi="id_ID"/>
+        </w:rPr>
+        <w:t>12</w:t>
+      </w:r>
       <w:r>
         <w:rPr>
           <w:lang w:val="id_ID" w:bidi="id_ID"/>
         </w:rPr>
         <w:t xml:space="preserve">; </w:t>
       </w:r>
-      <w:hyperlink r:id="rId29">
-        <w:r>
-          <w:rPr>
-            <w:lang w:val="id_ID" w:bidi="id_ID"/>
-          </w:rPr>
-          <w:rPr>
-            <w:color w:val="0000EE"/>
-            <w:u w:val="single"/>
-          </w:rPr>
-          <w:t>Kol. 4:15</w:t>
-        </w:r>
-      </w:hyperlink>
+      <w:r>
+        <w:rPr>
+          <w:lang w:val="id_ID" w:bidi="id_ID"/>
+        </w:rPr>
+        <w:t>Kol. 4:15</w:t>
+      </w:r>
       <w:r>
         <w:rPr>
           <w:lang w:val="id_ID" w:bidi="id_ID"/>
         </w:rPr>
         <w:t xml:space="preserve">; </w:t>
       </w:r>
-      <w:hyperlink r:id="rId30">
-        <w:r>
-          <w:rPr>
-            <w:lang w:val="id_ID" w:bidi="id_ID"/>
-          </w:rPr>
-          <w:rPr>
-            <w:color w:val="0000EE"/>
-            <w:u w:val="single"/>
-          </w:rPr>
-          <w:t>Flm. 1:2</w:t>
-        </w:r>
-      </w:hyperlink>
+      <w:r>
+        <w:rPr>
+          <w:lang w:val="id_ID" w:bidi="id_ID"/>
+        </w:rPr>
+        <w:t>Flm. 1:2</w:t>
+      </w:r>
       <w:r>
         <w:rPr>
           <w:lang w:val="id_ID" w:bidi="id_ID"/>
@@ -1166,18 +1058,12 @@
         </w:rPr>
         <w:t xml:space="preserve"> lihat juga </w:t>
       </w:r>
-      <w:hyperlink r:id="rId31">
-        <w:r>
-          <w:rPr>
-            <w:lang w:val="id_ID" w:bidi="id_ID"/>
-          </w:rPr>
-          <w:rPr>
-            <w:color w:val="0000EE"/>
-            <w:u w:val="single"/>
-          </w:rPr>
-          <w:t>3Yoh. 1:14</w:t>
-        </w:r>
-      </w:hyperlink>
+      <w:r>
+        <w:rPr>
+          <w:lang w:val="id_ID" w:bidi="id_ID"/>
+        </w:rPr>
+        <w:t>3Yoh. 1:14</w:t>
+      </w:r>
       <w:r>
         <w:rPr>
           <w:lang w:val="id_ID" w:bidi="id_ID"/>
@@ -1232,18 +1118,12 @@
         </w:rPr>
         <w:t xml:space="preserve">dari anak-anak saudaramu yang terpilih: Ini mungkin merujuk pada gereja saudara di Efesus dan para anggotanya, tempat Yohanes tinggal (lihat </w:t>
       </w:r>
-      <w:hyperlink r:id="rId32">
-        <w:r>
-          <w:rPr>
-            <w:lang w:val="id_ID" w:bidi="id_ID"/>
-          </w:rPr>
-          <w:rPr>
-            <w:color w:val="0000EE"/>
-            <w:u w:val="single"/>
-          </w:rPr>
-          <w:t>2Yoh. 1:1</w:t>
-        </w:r>
-      </w:hyperlink>
+      <w:r>
+        <w:rPr>
+          <w:lang w:val="id_ID" w:bidi="id_ID"/>
+        </w:rPr>
+        <w:t>2Yoh. 1:1</w:t>
+      </w:r>
       <w:r>
         <w:rPr>
           <w:lang w:val="id_ID" w:bidi="id_ID"/>
